--- a/Knowledge/3-Work knowledge/1-Software Engineering/1-Software Engineering Fundamentals/5-My Source/4-Networks Devices/8-Types of NICs/5-USB NIC.docx
+++ b/Knowledge/3-Work knowledge/1-Software Engineering/1-Software Engineering Fundamentals/5-My Source/4-Networks Devices/8-Types of NICs/5-USB NIC.docx
@@ -4,44 +4,28 @@
   <w:body>
     <w:p>
       <w:pPr>
-        <w:keepNext/>
-        <w:keepLines/>
-        <w:spacing w:before="400" w:after="120" w:line="276" w:lineRule="auto"/>
-        <w:outlineLvl w:val="0"/>
-        <w:rPr>
-          <w:rFonts w:ascii="Arial" w:eastAsia="Arial" w:hAnsi="Arial" w:cs="Arial"/>
-          <w:kern w:val="0"/>
-          <w:sz w:val="40"/>
-          <w:szCs w:val="40"/>
-          <w:lang w:val="en"/>
-          <w14:ligatures w14:val="none"/>
+        <w:pStyle w:val="Heading1"/>
+        <w:rPr>
+          <w:rFonts w:eastAsia="Arial"/>
+          <w:lang w:val="en"/>
         </w:rPr>
       </w:pPr>
       <w:bookmarkStart w:id="0" w:name="_ukvsxhfif0dk" w:colFirst="0" w:colLast="0"/>
       <w:bookmarkEnd w:id="0"/>
       <w:r>
         <w:rPr>
-          <w:rFonts w:ascii="Arial" w:eastAsia="Arial" w:hAnsi="Arial" w:cs="Arial"/>
-          <w:kern w:val="0"/>
-          <w:sz w:val="40"/>
-          <w:szCs w:val="40"/>
-          <w:lang w:val="en"/>
-          <w14:ligatures w14:val="none"/>
+          <w:rFonts w:eastAsia="Arial"/>
+          <w:lang w:val="en"/>
         </w:rPr>
         <w:t>USB NIC</w:t>
       </w:r>
     </w:p>
     <w:p>
       <w:pPr>
-        <w:spacing w:before="280" w:after="120" w:line="276" w:lineRule="auto"/>
-        <w:outlineLvl w:val="1"/>
-        <w:rPr>
-          <w:rFonts w:ascii="Arial" w:eastAsia="Arial" w:hAnsi="Arial" w:cs="Arial"/>
-          <w:kern w:val="0"/>
-          <w:sz w:val="32"/>
-          <w:szCs w:val="32"/>
-          <w:lang w:val="en"/>
-          <w14:ligatures w14:val="none"/>
+        <w:pStyle w:val="Heading2"/>
+        <w:rPr>
+          <w:rFonts w:eastAsia="Arial"/>
+          <w:lang w:val="en"/>
         </w:rPr>
       </w:pPr>
       <w:bookmarkStart w:id="1" w:name="_jlbkw4425xux" w:colFirst="0" w:colLast="0"/>
@@ -49,22 +33,14 @@
       <w:r>
         <w:rPr>
           <w:rFonts w:ascii="Segoe UI Emoji" w:eastAsia="Arial" w:hAnsi="Segoe UI Emoji" w:cs="Segoe UI Emoji"/>
-          <w:kern w:val="0"/>
-          <w:sz w:val="32"/>
-          <w:szCs w:val="32"/>
-          <w:lang w:val="en"/>
-          <w14:ligatures w14:val="none"/>
+          <w:lang w:val="en"/>
         </w:rPr>
         <w:t>🔌</w:t>
       </w:r>
       <w:r>
         <w:rPr>
-          <w:rFonts w:ascii="Arial" w:eastAsia="Arial" w:hAnsi="Arial" w:cs="Arial"/>
-          <w:kern w:val="0"/>
-          <w:sz w:val="32"/>
-          <w:szCs w:val="32"/>
-          <w:lang w:val="en"/>
-          <w14:ligatures w14:val="none"/>
+          <w:rFonts w:eastAsia="Arial"/>
+          <w:lang w:val="en"/>
         </w:rPr>
         <w:t xml:space="preserve"> What is a USB NIC (Network Interface Card)?</w:t>
       </w:r>
@@ -106,6 +82,7 @@
         </w:rPr>
         <w:t xml:space="preserve">: </w:t>
       </w:r>
+      <w:proofErr w:type="spellStart"/>
       <w:r>
         <w:rPr>
           <w:rFonts w:ascii="Arial" w:eastAsia="Arial" w:hAnsi="Arial" w:cs="Arial"/>
@@ -117,7 +94,21 @@
           <w:lang w:val="en"/>
           <w14:ligatures w14:val="none"/>
         </w:rPr>
-        <w:t>Chatgpt (GPT</w:t>
+        <w:t>Chatgpt</w:t>
+      </w:r>
+      <w:proofErr w:type="spellEnd"/>
+      <w:r>
+        <w:rPr>
+          <w:rFonts w:ascii="Arial" w:eastAsia="Arial" w:hAnsi="Arial" w:cs="Arial"/>
+          <w:b/>
+          <w:kern w:val="0"/>
+          <w:sz w:val="22"/>
+          <w:szCs w:val="22"/>
+          <w:highlight w:val="darkGray"/>
+          <w:lang w:val="en"/>
+          <w14:ligatures w14:val="none"/>
+        </w:rPr>
+        <w:t xml:space="preserve"> (GPT</w:t>
       </w:r>
       <w:r>
         <w:rPr>
@@ -421,22 +412,17 @@
           <w:lang w:val="en"/>
           <w14:ligatures w14:val="none"/>
         </w:rPr>
-        <w:pict>
+        <w:pict w14:anchorId="08A6A426">
           <v:rect id="_x0000_i1025" style="width:0;height:1.5pt" o:hralign="center" o:hrstd="t" o:hr="t" fillcolor="#a0a0a0" stroked="f"/>
         </w:pict>
       </w:r>
     </w:p>
     <w:p>
       <w:pPr>
-        <w:spacing w:before="280" w:after="120" w:line="276" w:lineRule="auto"/>
-        <w:outlineLvl w:val="1"/>
-        <w:rPr>
-          <w:rFonts w:ascii="Arial" w:eastAsia="Arial" w:hAnsi="Arial" w:cs="Arial"/>
-          <w:kern w:val="0"/>
-          <w:sz w:val="32"/>
-          <w:szCs w:val="32"/>
-          <w:lang w:val="en"/>
-          <w14:ligatures w14:val="none"/>
+        <w:pStyle w:val="Heading2"/>
+        <w:rPr>
+          <w:rFonts w:eastAsia="Arial"/>
+          <w:lang w:val="en"/>
         </w:rPr>
       </w:pPr>
       <w:bookmarkStart w:id="2" w:name="_y3z3u7inxeu5" w:colFirst="0" w:colLast="0"/>
@@ -444,22 +430,14 @@
       <w:r>
         <w:rPr>
           <w:rFonts w:ascii="Segoe UI Emoji" w:eastAsia="Arial" w:hAnsi="Segoe UI Emoji" w:cs="Segoe UI Emoji"/>
-          <w:kern w:val="0"/>
-          <w:sz w:val="32"/>
-          <w:szCs w:val="32"/>
-          <w:lang w:val="en"/>
-          <w14:ligatures w14:val="none"/>
+          <w:lang w:val="en"/>
         </w:rPr>
         <w:t>📦</w:t>
       </w:r>
       <w:r>
         <w:rPr>
-          <w:rFonts w:ascii="Arial" w:eastAsia="Arial" w:hAnsi="Arial" w:cs="Arial"/>
-          <w:kern w:val="0"/>
-          <w:sz w:val="32"/>
-          <w:szCs w:val="32"/>
-          <w:lang w:val="en"/>
-          <w14:ligatures w14:val="none"/>
+          <w:rFonts w:eastAsia="Arial"/>
+          <w:lang w:val="en"/>
         </w:rPr>
         <w:t xml:space="preserve"> Types of USB NICs</w:t>
       </w:r>
@@ -504,6 +482,7 @@
         </w:rPr>
         <w:t xml:space="preserve">: </w:t>
       </w:r>
+      <w:proofErr w:type="spellStart"/>
       <w:r>
         <w:rPr>
           <w:rFonts w:ascii="Arial" w:eastAsia="Arial" w:hAnsi="Arial" w:cs="Arial"/>
@@ -515,7 +494,21 @@
           <w:lang w:val="en"/>
           <w14:ligatures w14:val="none"/>
         </w:rPr>
-        <w:t>Chatgpt (GPT</w:t>
+        <w:t>Chatgpt</w:t>
+      </w:r>
+      <w:proofErr w:type="spellEnd"/>
+      <w:r>
+        <w:rPr>
+          <w:rFonts w:ascii="Arial" w:eastAsia="Arial" w:hAnsi="Arial" w:cs="Arial"/>
+          <w:b/>
+          <w:kern w:val="0"/>
+          <w:sz w:val="22"/>
+          <w:szCs w:val="22"/>
+          <w:highlight w:val="darkGray"/>
+          <w:lang w:val="en"/>
+          <w14:ligatures w14:val="none"/>
+        </w:rPr>
+        <w:t xml:space="preserve"> (GPT</w:t>
       </w:r>
       <w:r>
         <w:rPr>
@@ -567,7 +560,7 @@
           <w14:ligatures w14:val="none"/>
         </w:rPr>
         <w:drawing>
-          <wp:inline distT="114300" distB="114300" distL="114300" distR="114300" wp14:anchorId="48E0B041" wp14:editId="6ED67E9C">
+          <wp:inline distT="114300" distB="114300" distL="114300" distR="114300" wp14:anchorId="7BF400B2" wp14:editId="5ACBA406">
             <wp:extent cx="5943600" cy="1244600"/>
             <wp:effectExtent l="0" t="0" r="0" b="0"/>
             <wp:docPr id="2" name="image2.png"/>
@@ -1051,22 +1044,18 @@
           <w:lang w:val="en"/>
           <w14:ligatures w14:val="none"/>
         </w:rPr>
-        <w:pict>
+        <w:lastRenderedPageBreak/>
+        <w:pict w14:anchorId="516061A8">
           <v:rect id="_x0000_i1026" style="width:0;height:1.5pt" o:hralign="center" o:hrstd="t" o:hr="t" fillcolor="#a0a0a0" stroked="f"/>
         </w:pict>
       </w:r>
     </w:p>
     <w:p>
       <w:pPr>
-        <w:spacing w:before="280" w:after="120" w:line="276" w:lineRule="auto"/>
-        <w:outlineLvl w:val="1"/>
-        <w:rPr>
-          <w:rFonts w:ascii="Arial" w:eastAsia="Arial" w:hAnsi="Arial" w:cs="Arial"/>
-          <w:kern w:val="0"/>
-          <w:sz w:val="32"/>
-          <w:szCs w:val="32"/>
-          <w:lang w:val="en"/>
-          <w14:ligatures w14:val="none"/>
+        <w:pStyle w:val="Heading2"/>
+        <w:rPr>
+          <w:rFonts w:eastAsia="Arial"/>
+          <w:lang w:val="en"/>
         </w:rPr>
       </w:pPr>
       <w:bookmarkStart w:id="3" w:name="_c8sl7lc8kkod" w:colFirst="0" w:colLast="0"/>
@@ -1074,22 +1063,14 @@
       <w:r>
         <w:rPr>
           <w:rFonts w:ascii="Segoe UI Emoji" w:eastAsia="Arial" w:hAnsi="Segoe UI Emoji" w:cs="Segoe UI Emoji"/>
-          <w:kern w:val="0"/>
-          <w:sz w:val="32"/>
-          <w:szCs w:val="32"/>
-          <w:lang w:val="en"/>
-          <w14:ligatures w14:val="none"/>
+          <w:lang w:val="en"/>
         </w:rPr>
         <w:t>🔧</w:t>
       </w:r>
       <w:r>
         <w:rPr>
-          <w:rFonts w:ascii="Arial" w:eastAsia="Arial" w:hAnsi="Arial" w:cs="Arial"/>
-          <w:kern w:val="0"/>
-          <w:sz w:val="32"/>
-          <w:szCs w:val="32"/>
-          <w:lang w:val="en"/>
-          <w14:ligatures w14:val="none"/>
+          <w:rFonts w:eastAsia="Arial"/>
+          <w:lang w:val="en"/>
         </w:rPr>
         <w:t xml:space="preserve"> Key Features</w:t>
       </w:r>
@@ -1134,6 +1115,7 @@
         </w:rPr>
         <w:t xml:space="preserve">: </w:t>
       </w:r>
+      <w:proofErr w:type="spellStart"/>
       <w:r>
         <w:rPr>
           <w:rFonts w:ascii="Arial" w:eastAsia="Arial" w:hAnsi="Arial" w:cs="Arial"/>
@@ -1145,7 +1127,21 @@
           <w:lang w:val="en"/>
           <w14:ligatures w14:val="none"/>
         </w:rPr>
-        <w:t>Chatgpt (GPT</w:t>
+        <w:t>Chatgpt</w:t>
+      </w:r>
+      <w:proofErr w:type="spellEnd"/>
+      <w:r>
+        <w:rPr>
+          <w:rFonts w:ascii="Arial" w:eastAsia="Arial" w:hAnsi="Arial" w:cs="Arial"/>
+          <w:b/>
+          <w:kern w:val="0"/>
+          <w:sz w:val="22"/>
+          <w:szCs w:val="22"/>
+          <w:highlight w:val="darkGray"/>
+          <w:lang w:val="en"/>
+          <w14:ligatures w14:val="none"/>
+        </w:rPr>
+        <w:t xml:space="preserve"> (GPT</w:t>
       </w:r>
       <w:r>
         <w:rPr>
@@ -1197,7 +1193,7 @@
           <w14:ligatures w14:val="none"/>
         </w:rPr>
         <w:drawing>
-          <wp:inline distT="114300" distB="114300" distL="114300" distR="114300" wp14:anchorId="35C40E13" wp14:editId="3D5CBBDB">
+          <wp:inline distT="114300" distB="114300" distL="114300" distR="114300" wp14:anchorId="798F3DF3" wp14:editId="07487DE7">
             <wp:extent cx="5943600" cy="1955800"/>
             <wp:effectExtent l="0" t="0" r="0" b="0"/>
             <wp:docPr id="3" name="image1.png"/>
@@ -1811,22 +1807,17 @@
           <w:lang w:val="en"/>
           <w14:ligatures w14:val="none"/>
         </w:rPr>
-        <w:pict>
+        <w:pict w14:anchorId="0312CCAE">
           <v:rect id="_x0000_i1027" style="width:0;height:1.5pt" o:hralign="center" o:hrstd="t" o:hr="t" fillcolor="#a0a0a0" stroked="f"/>
         </w:pict>
       </w:r>
     </w:p>
     <w:p>
       <w:pPr>
-        <w:spacing w:before="280" w:after="120" w:line="276" w:lineRule="auto"/>
-        <w:outlineLvl w:val="1"/>
-        <w:rPr>
-          <w:rFonts w:ascii="Arial" w:eastAsia="Arial" w:hAnsi="Arial" w:cs="Arial"/>
-          <w:kern w:val="0"/>
-          <w:sz w:val="32"/>
-          <w:szCs w:val="32"/>
-          <w:lang w:val="en"/>
-          <w14:ligatures w14:val="none"/>
+        <w:pStyle w:val="Heading2"/>
+        <w:rPr>
+          <w:rFonts w:eastAsia="Arial"/>
+          <w:lang w:val="en"/>
         </w:rPr>
       </w:pPr>
       <w:bookmarkStart w:id="4" w:name="_q9v4l3qqvxtv" w:colFirst="0" w:colLast="0"/>
@@ -1834,22 +1825,14 @@
       <w:r>
         <w:rPr>
           <w:rFonts w:ascii="Segoe UI Emoji" w:eastAsia="Arial" w:hAnsi="Segoe UI Emoji" w:cs="Segoe UI Emoji"/>
-          <w:kern w:val="0"/>
-          <w:sz w:val="32"/>
-          <w:szCs w:val="32"/>
-          <w:lang w:val="en"/>
-          <w14:ligatures w14:val="none"/>
+          <w:lang w:val="en"/>
         </w:rPr>
         <w:t>🧱</w:t>
       </w:r>
       <w:r>
         <w:rPr>
-          <w:rFonts w:ascii="Arial" w:eastAsia="Arial" w:hAnsi="Arial" w:cs="Arial"/>
-          <w:kern w:val="0"/>
-          <w:sz w:val="32"/>
-          <w:szCs w:val="32"/>
-          <w:lang w:val="en"/>
-          <w14:ligatures w14:val="none"/>
+          <w:rFonts w:eastAsia="Arial"/>
+          <w:lang w:val="en"/>
         </w:rPr>
         <w:t xml:space="preserve"> Use Cases</w:t>
       </w:r>
@@ -1891,6 +1874,7 @@
         </w:rPr>
         <w:t xml:space="preserve">: </w:t>
       </w:r>
+      <w:proofErr w:type="spellStart"/>
       <w:r>
         <w:rPr>
           <w:rFonts w:ascii="Arial" w:eastAsia="Arial" w:hAnsi="Arial" w:cs="Arial"/>
@@ -1902,7 +1886,21 @@
           <w:lang w:val="en"/>
           <w14:ligatures w14:val="none"/>
         </w:rPr>
-        <w:t>Chatgpt (GPT</w:t>
+        <w:t>Chatgpt</w:t>
+      </w:r>
+      <w:proofErr w:type="spellEnd"/>
+      <w:r>
+        <w:rPr>
+          <w:rFonts w:ascii="Arial" w:eastAsia="Arial" w:hAnsi="Arial" w:cs="Arial"/>
+          <w:b/>
+          <w:kern w:val="0"/>
+          <w:sz w:val="22"/>
+          <w:szCs w:val="22"/>
+          <w:highlight w:val="darkGray"/>
+          <w:lang w:val="en"/>
+          <w14:ligatures w14:val="none"/>
+        </w:rPr>
+        <w:t xml:space="preserve"> (GPT</w:t>
       </w:r>
       <w:r>
         <w:rPr>
@@ -1965,7 +1963,29 @@
           <w:lang w:val="en"/>
           <w14:ligatures w14:val="none"/>
         </w:rPr>
-        <w:t xml:space="preserve"> Laptops without Ethernet ports (e.g., ultrabooks)</w:t>
+        <w:t xml:space="preserve"> Laptops without Ethernet ports (e.g., </w:t>
+      </w:r>
+      <w:proofErr w:type="spellStart"/>
+      <w:r>
+        <w:rPr>
+          <w:rFonts w:ascii="Roboto Mono" w:eastAsia="Roboto Mono" w:hAnsi="Roboto Mono" w:cs="Arial"/>
+          <w:kern w:val="0"/>
+          <w:szCs w:val="22"/>
+          <w:lang w:val="en"/>
+          <w14:ligatures w14:val="none"/>
+        </w:rPr>
+        <w:t>ultrabooks</w:t>
+      </w:r>
+      <w:proofErr w:type="spellEnd"/>
+      <w:r>
+        <w:rPr>
+          <w:rFonts w:ascii="Roboto Mono" w:eastAsia="Roboto Mono" w:hAnsi="Roboto Mono" w:cs="Arial"/>
+          <w:kern w:val="0"/>
+          <w:szCs w:val="22"/>
+          <w:lang w:val="en"/>
+          <w14:ligatures w14:val="none"/>
+        </w:rPr>
+        <w:t>)</w:t>
       </w:r>
       <w:r>
         <w:rPr>
@@ -2049,6 +2069,7 @@
           <w:lang w:val="en"/>
           <w14:ligatures w14:val="none"/>
         </w:rPr>
+        <w:lastRenderedPageBreak/>
         <w:t>🛠️</w:t>
       </w:r>
       <w:r>
@@ -2208,22 +2229,17 @@
           <w:lang w:val="en"/>
           <w14:ligatures w14:val="none"/>
         </w:rPr>
-        <w:pict>
+        <w:pict w14:anchorId="0342E6D0">
           <v:rect id="_x0000_i1028" style="width:0;height:1.5pt" o:hralign="center" o:hrstd="t" o:hr="t" fillcolor="#a0a0a0" stroked="f"/>
         </w:pict>
       </w:r>
     </w:p>
     <w:p>
       <w:pPr>
-        <w:spacing w:before="280" w:after="120" w:line="276" w:lineRule="auto"/>
-        <w:outlineLvl w:val="1"/>
-        <w:rPr>
-          <w:rFonts w:ascii="Arial" w:eastAsia="Arial" w:hAnsi="Arial" w:cs="Arial"/>
-          <w:kern w:val="0"/>
-          <w:sz w:val="32"/>
-          <w:szCs w:val="32"/>
-          <w:lang w:val="en"/>
-          <w14:ligatures w14:val="none"/>
+        <w:pStyle w:val="Heading2"/>
+        <w:rPr>
+          <w:rFonts w:ascii="Arial" w:eastAsia="Arial" w:hAnsi="Arial" w:cs="Arial"/>
+          <w:lang w:val="en"/>
         </w:rPr>
       </w:pPr>
       <w:bookmarkStart w:id="5" w:name="_whh0wt7uugg4" w:colFirst="0" w:colLast="0"/>
@@ -2231,22 +2247,14 @@
       <w:r>
         <w:rPr>
           <w:rFonts w:ascii="Segoe UI Emoji" w:eastAsia="Arial Unicode MS" w:hAnsi="Segoe UI Emoji" w:cs="Segoe UI Emoji"/>
-          <w:kern w:val="0"/>
-          <w:sz w:val="32"/>
-          <w:szCs w:val="32"/>
-          <w:lang w:val="en"/>
-          <w14:ligatures w14:val="none"/>
+          <w:lang w:val="en"/>
         </w:rPr>
         <w:t>✅</w:t>
       </w:r>
       <w:r>
         <w:rPr>
-          <w:rFonts w:ascii="Arial Unicode MS" w:eastAsia="Arial Unicode MS" w:hAnsi="Arial Unicode MS" w:cs="Arial Unicode MS"/>
-          <w:kern w:val="0"/>
-          <w:sz w:val="32"/>
-          <w:szCs w:val="32"/>
-          <w:lang w:val="en"/>
-          <w14:ligatures w14:val="none"/>
+          <w:rFonts w:eastAsia="Arial Unicode MS"/>
+          <w:lang w:val="en"/>
         </w:rPr>
         <w:t xml:space="preserve"> Advantages</w:t>
       </w:r>
@@ -2288,6 +2296,7 @@
         </w:rPr>
         <w:t xml:space="preserve">: </w:t>
       </w:r>
+      <w:proofErr w:type="spellStart"/>
       <w:r>
         <w:rPr>
           <w:rFonts w:ascii="Arial" w:eastAsia="Arial" w:hAnsi="Arial" w:cs="Arial"/>
@@ -2299,7 +2308,21 @@
           <w:lang w:val="en"/>
           <w14:ligatures w14:val="none"/>
         </w:rPr>
-        <w:t>Chatgpt (GPT</w:t>
+        <w:t>Chatgpt</w:t>
+      </w:r>
+      <w:proofErr w:type="spellEnd"/>
+      <w:r>
+        <w:rPr>
+          <w:rFonts w:ascii="Arial" w:eastAsia="Arial" w:hAnsi="Arial" w:cs="Arial"/>
+          <w:b/>
+          <w:kern w:val="0"/>
+          <w:sz w:val="22"/>
+          <w:szCs w:val="22"/>
+          <w:highlight w:val="darkGray"/>
+          <w:lang w:val="en"/>
+          <w14:ligatures w14:val="none"/>
+        </w:rPr>
+        <w:t xml:space="preserve"> (GPT</w:t>
       </w:r>
       <w:r>
         <w:rPr>
@@ -2583,22 +2606,17 @@
           <w:lang w:val="en"/>
           <w14:ligatures w14:val="none"/>
         </w:rPr>
-        <w:pict>
+        <w:pict w14:anchorId="389D6480">
           <v:rect id="_x0000_i1029" style="width:0;height:1.5pt" o:hralign="center" o:hrstd="t" o:hr="t" fillcolor="#a0a0a0" stroked="f"/>
         </w:pict>
       </w:r>
     </w:p>
     <w:p>
       <w:pPr>
-        <w:spacing w:before="280" w:after="120" w:line="276" w:lineRule="auto"/>
-        <w:outlineLvl w:val="1"/>
-        <w:rPr>
-          <w:rFonts w:ascii="Arial" w:eastAsia="Arial" w:hAnsi="Arial" w:cs="Arial"/>
-          <w:kern w:val="0"/>
-          <w:sz w:val="32"/>
-          <w:szCs w:val="32"/>
-          <w:lang w:val="en"/>
-          <w14:ligatures w14:val="none"/>
+        <w:pStyle w:val="Heading2"/>
+        <w:rPr>
+          <w:rFonts w:ascii="Arial" w:eastAsia="Arial" w:hAnsi="Arial" w:cs="Arial"/>
+          <w:lang w:val="en"/>
         </w:rPr>
       </w:pPr>
       <w:bookmarkStart w:id="6" w:name="_bbqiipma4oz6" w:colFirst="0" w:colLast="0"/>
@@ -2606,22 +2624,14 @@
       <w:r>
         <w:rPr>
           <w:rFonts w:ascii="Segoe UI Emoji" w:eastAsia="Arial Unicode MS" w:hAnsi="Segoe UI Emoji" w:cs="Segoe UI Emoji"/>
-          <w:kern w:val="0"/>
-          <w:sz w:val="32"/>
-          <w:szCs w:val="32"/>
-          <w:lang w:val="en"/>
-          <w14:ligatures w14:val="none"/>
+          <w:lang w:val="en"/>
         </w:rPr>
         <w:t>❌</w:t>
       </w:r>
       <w:r>
         <w:rPr>
-          <w:rFonts w:ascii="Arial Unicode MS" w:eastAsia="Arial Unicode MS" w:hAnsi="Arial Unicode MS" w:cs="Arial Unicode MS"/>
-          <w:kern w:val="0"/>
-          <w:sz w:val="32"/>
-          <w:szCs w:val="32"/>
-          <w:lang w:val="en"/>
-          <w14:ligatures w14:val="none"/>
+          <w:rFonts w:eastAsia="Arial Unicode MS"/>
+          <w:lang w:val="en"/>
         </w:rPr>
         <w:t xml:space="preserve"> Disadvantages</w:t>
       </w:r>
@@ -2663,6 +2673,7 @@
         </w:rPr>
         <w:t xml:space="preserve">: </w:t>
       </w:r>
+      <w:proofErr w:type="spellStart"/>
       <w:r>
         <w:rPr>
           <w:rFonts w:ascii="Arial" w:eastAsia="Arial" w:hAnsi="Arial" w:cs="Arial"/>
@@ -2674,7 +2685,21 @@
           <w:lang w:val="en"/>
           <w14:ligatures w14:val="none"/>
         </w:rPr>
-        <w:t>Chatgpt (GPT</w:t>
+        <w:t>Chatgpt</w:t>
+      </w:r>
+      <w:proofErr w:type="spellEnd"/>
+      <w:r>
+        <w:rPr>
+          <w:rFonts w:ascii="Arial" w:eastAsia="Arial" w:hAnsi="Arial" w:cs="Arial"/>
+          <w:b/>
+          <w:kern w:val="0"/>
+          <w:sz w:val="22"/>
+          <w:szCs w:val="22"/>
+          <w:highlight w:val="darkGray"/>
+          <w:lang w:val="en"/>
+          <w14:ligatures w14:val="none"/>
+        </w:rPr>
+        <w:t xml:space="preserve"> (GPT</w:t>
       </w:r>
       <w:r>
         <w:rPr>
@@ -2911,22 +2936,18 @@
           <w:lang w:val="en"/>
           <w14:ligatures w14:val="none"/>
         </w:rPr>
-        <w:pict>
+        <w:lastRenderedPageBreak/>
+        <w:pict w14:anchorId="0925500D">
           <v:rect id="_x0000_i1030" style="width:0;height:1.5pt" o:hralign="center" o:hrstd="t" o:hr="t" fillcolor="#a0a0a0" stroked="f"/>
         </w:pict>
       </w:r>
     </w:p>
     <w:p>
       <w:pPr>
-        <w:spacing w:before="280" w:after="120" w:line="276" w:lineRule="auto"/>
-        <w:outlineLvl w:val="1"/>
-        <w:rPr>
-          <w:rFonts w:ascii="Arial" w:eastAsia="Arial" w:hAnsi="Arial" w:cs="Arial"/>
-          <w:kern w:val="0"/>
-          <w:sz w:val="32"/>
-          <w:szCs w:val="32"/>
-          <w:lang w:val="en"/>
-          <w14:ligatures w14:val="none"/>
+        <w:pStyle w:val="Heading2"/>
+        <w:rPr>
+          <w:rFonts w:eastAsia="Arial"/>
+          <w:lang w:val="en"/>
         </w:rPr>
       </w:pPr>
       <w:bookmarkStart w:id="7" w:name="_s73youp6gwth" w:colFirst="0" w:colLast="0"/>
@@ -2934,22 +2955,14 @@
       <w:r>
         <w:rPr>
           <w:rFonts w:ascii="Segoe UI Emoji" w:eastAsia="Arial" w:hAnsi="Segoe UI Emoji" w:cs="Segoe UI Emoji"/>
-          <w:kern w:val="0"/>
-          <w:sz w:val="32"/>
-          <w:szCs w:val="32"/>
-          <w:lang w:val="en"/>
-          <w14:ligatures w14:val="none"/>
+          <w:lang w:val="en"/>
         </w:rPr>
         <w:t>📌</w:t>
       </w:r>
       <w:r>
         <w:rPr>
-          <w:rFonts w:ascii="Arial" w:eastAsia="Arial" w:hAnsi="Arial" w:cs="Arial"/>
-          <w:kern w:val="0"/>
-          <w:sz w:val="32"/>
-          <w:szCs w:val="32"/>
-          <w:lang w:val="en"/>
-          <w14:ligatures w14:val="none"/>
+          <w:rFonts w:eastAsia="Arial"/>
+          <w:lang w:val="en"/>
         </w:rPr>
         <w:t xml:space="preserve"> Summary</w:t>
       </w:r>
@@ -2994,6 +3007,7 @@
         </w:rPr>
         <w:t xml:space="preserve">: </w:t>
       </w:r>
+      <w:proofErr w:type="spellStart"/>
       <w:r>
         <w:rPr>
           <w:rFonts w:ascii="Arial" w:eastAsia="Arial" w:hAnsi="Arial" w:cs="Arial"/>
@@ -3005,7 +3019,21 @@
           <w:lang w:val="en"/>
           <w14:ligatures w14:val="none"/>
         </w:rPr>
-        <w:t>Chatgpt (GPT</w:t>
+        <w:t>Chatgpt</w:t>
+      </w:r>
+      <w:proofErr w:type="spellEnd"/>
+      <w:r>
+        <w:rPr>
+          <w:rFonts w:ascii="Arial" w:eastAsia="Arial" w:hAnsi="Arial" w:cs="Arial"/>
+          <w:b/>
+          <w:kern w:val="0"/>
+          <w:sz w:val="22"/>
+          <w:szCs w:val="22"/>
+          <w:highlight w:val="darkGray"/>
+          <w:lang w:val="en"/>
+          <w14:ligatures w14:val="none"/>
+        </w:rPr>
+        <w:t xml:space="preserve"> (GPT</w:t>
       </w:r>
       <w:r>
         <w:rPr>
@@ -3057,7 +3085,7 @@
           <w14:ligatures w14:val="none"/>
         </w:rPr>
         <w:drawing>
-          <wp:inline distT="114300" distB="114300" distL="114300" distR="114300" wp14:anchorId="299F88F1" wp14:editId="68554ADB">
+          <wp:inline distT="114300" distB="114300" distL="114300" distR="114300" wp14:anchorId="777CAE7A" wp14:editId="053E8186">
             <wp:extent cx="5943600" cy="1917700"/>
             <wp:effectExtent l="0" t="0" r="0" b="0"/>
             <wp:docPr id="1" name="image3.png"/>
@@ -3671,7 +3699,7 @@
           <w:lang w:val="en"/>
           <w14:ligatures w14:val="none"/>
         </w:rPr>
-        <w:pict>
+        <w:pict w14:anchorId="49FBA741">
           <v:rect id="_x0000_i1031" style="width:0;height:1.5pt" o:hralign="center" o:hrstd="t" o:hr="t" fillcolor="#a0a0a0" stroked="f"/>
         </w:pict>
       </w:r>
@@ -4481,7 +4509,6 @@
     <w:next w:val="Normal"/>
     <w:link w:val="Heading2Char"/>
     <w:uiPriority w:val="9"/>
-    <w:semiHidden/>
     <w:unhideWhenUsed/>
     <w:qFormat/>
     <w:rsid w:val="00C94D9D"/>
@@ -4698,7 +4725,6 @@
     <w:basedOn w:val="DefaultParagraphFont"/>
     <w:link w:val="Heading2"/>
     <w:uiPriority w:val="9"/>
-    <w:semiHidden/>
     <w:rsid w:val="00C94D9D"/>
     <w:rPr>
       <w:rFonts w:asciiTheme="majorHAnsi" w:eastAsiaTheme="majorEastAsia" w:hAnsiTheme="majorHAnsi" w:cstheme="majorBidi"/>
